--- a/BACKUP&RECOVERY/06장/06장_실습문제_추가서술형_정답.docx
+++ b/BACKUP&RECOVERY/06장/06장_실습문제_추가서술형_정답.docx
@@ -4276,7 +4276,7 @@
           <w:rFonts w:ascii="Consolas" w:hAnsi="Consolas" w:eastAsia="Consolas"/>
           <w:sz w:val="19"/>
         </w:rPr>
-        <w:t>SYS@orcl&gt; !ls -l /u01/app/oracle/oradata/ORCL/*.ctl /u02/oradata/ORCL/*.ctl</w:t>
+        <w:t>SYS@orcl&gt; !ls -l /u01/app/oracle/oradata/orcl/*.ctl /u02/oradata/orcl/*.ctl</w:t>
       </w:r>
     </w:p>
     <w:p>
@@ -4356,7 +4356,7 @@
           <w:rFonts w:ascii="Consolas" w:hAnsi="Consolas" w:eastAsia="Consolas"/>
           <w:sz w:val="19"/>
         </w:rPr>
-        <w:t>SYS@orcl&gt; !cp -p /u02/oradata/ORCL/control03.ctl \</w:t>
+        <w:t>SYS@orcl&gt; !cp -p /u02/oradata/orcl/control03.ctl \</w:t>
       </w:r>
     </w:p>
     <w:p>
@@ -4369,7 +4369,7 @@
           <w:rFonts w:ascii="Consolas" w:hAnsi="Consolas" w:eastAsia="Consolas"/>
           <w:sz w:val="19"/>
         </w:rPr>
-        <w:t xml:space="preserve">                 /u01/app/oracle/oradata/ORCL/control01.ctl</w:t>
+        <w:t xml:space="preserve">                 /u01/app/oracle/oradata/orcl/control01.ctl</w:t>
       </w:r>
     </w:p>
     <w:p>
@@ -4676,7 +4676,7 @@
           <w:rFonts w:ascii="Consolas" w:hAnsi="Consolas" w:eastAsia="Consolas"/>
           <w:sz w:val="19"/>
         </w:rPr>
-        <w:t xml:space="preserve">                 /u01/app/oracle/oradata/ORCL/control01.ctl</w:t>
+        <w:t xml:space="preserve">                 /u01/app/oracle/oradata/orcl/control01.ctl</w:t>
       </w:r>
     </w:p>
     <w:p>
@@ -4702,7 +4702,7 @@
           <w:rFonts w:ascii="Consolas" w:hAnsi="Consolas" w:eastAsia="Consolas"/>
           <w:sz w:val="19"/>
         </w:rPr>
-        <w:t xml:space="preserve">                 /u01/app/oracle/oradata/ORCL/control02.ctl</w:t>
+        <w:t xml:space="preserve">                 /u01/app/oracle/oradata/orcl/control02.ctl</w:t>
       </w:r>
     </w:p>
     <w:p>
@@ -4728,7 +4728,7 @@
           <w:rFonts w:ascii="Consolas" w:hAnsi="Consolas" w:eastAsia="Consolas"/>
           <w:sz w:val="19"/>
         </w:rPr>
-        <w:t xml:space="preserve">                 /u02/oradata/ORCL/control03.ctl</w:t>
+        <w:t xml:space="preserve">                 /u02/oradata/orcl/control03.ctl</w:t>
       </w:r>
     </w:p>
     <w:p>
@@ -4940,7 +4940,7 @@
           <w:rFonts w:ascii="Consolas" w:hAnsi="Consolas" w:eastAsia="Consolas"/>
           <w:sz w:val="19"/>
         </w:rPr>
-        <w:t xml:space="preserve">  2    '/u01/app/oracle/oradata/ORCL/temp01.dbf' SIZE 60M REUSE;</w:t>
+        <w:t xml:space="preserve">  2    '/u01/app/oracle/oradata/orcl/temp01.dbf' SIZE 60M REUSE;</w:t>
       </w:r>
     </w:p>
     <w:p>
@@ -5195,7 +5195,7 @@
           <w:rFonts w:ascii="Consolas" w:hAnsi="Consolas" w:eastAsia="Consolas"/>
           <w:sz w:val="19"/>
         </w:rPr>
-        <w:t>SYS@orcl&gt; !cp -p /u01/app/oracle/oradata/ORCL/*.dbf \</w:t>
+        <w:t>SYS@orcl&gt; !cp -p /u01/app/oracle/oradata/orcl/*.dbf \</w:t>
       </w:r>
     </w:p>
     <w:p>
@@ -5208,7 +5208,7 @@
           <w:rFonts w:ascii="Consolas" w:hAnsi="Consolas" w:eastAsia="Consolas"/>
           <w:sz w:val="19"/>
         </w:rPr>
-        <w:t xml:space="preserve">                 /u01/app/oracle/oradata/ORCL/*.log /home/oracle/before_recover/</w:t>
+        <w:t xml:space="preserve">                 /u01/app/oracle/oradata/orcl/*.log /home/oracle/before_recover/</w:t>
       </w:r>
     </w:p>
     <w:p>
@@ -5248,7 +5248,7 @@
           <w:rFonts w:ascii="Consolas" w:hAnsi="Consolas" w:eastAsia="Consolas"/>
           <w:sz w:val="19"/>
         </w:rPr>
-        <w:t>SYS@orcl&gt; !rm -f /u01/app/oracle/oradata/ORCL/*.ctl /u02/oradata/ORCL/*.ctl</w:t>
+        <w:t>SYS@orcl&gt; !rm -f /u01/app/oracle/oradata/orcl/*.ctl /u02/oradata/orcl/*.ctl</w:t>
       </w:r>
     </w:p>
     <w:p>
@@ -5406,7 +5406,7 @@
           <w:rFonts w:ascii="Consolas" w:hAnsi="Consolas" w:eastAsia="Consolas"/>
           <w:sz w:val="19"/>
         </w:rPr>
-        <w:t xml:space="preserve">  2    '/u01/app/oracle/oradata/ORCL/temp01.dbf' SIZE 60M REUSE;</w:t>
+        <w:t xml:space="preserve">  2    '/u01/app/oracle/oradata/orcl/temp01.dbf' SIZE 60M REUSE;</w:t>
       </w:r>
     </w:p>
     <w:p>
@@ -5996,7 +5996,7 @@
           <w:rFonts w:ascii="Consolas" w:hAnsi="Consolas" w:eastAsia="Consolas"/>
           <w:sz w:val="19"/>
         </w:rPr>
-        <w:t xml:space="preserve">  2    '/u01/app/oracle/oradata/ORCL/control02.ctl',</w:t>
+        <w:t xml:space="preserve">  2    '/u01/app/oracle/oradata/orcl/control02.ctl',</w:t>
       </w:r>
     </w:p>
     <w:p>
@@ -6009,7 +6009,7 @@
           <w:rFonts w:ascii="Consolas" w:hAnsi="Consolas" w:eastAsia="Consolas"/>
           <w:sz w:val="19"/>
         </w:rPr>
-        <w:t xml:space="preserve">  3    '/u02/oradata/ORCL/control03.ctl' SCOPE=SPFILE;</w:t>
+        <w:t xml:space="preserve">  3    '/u02/oradata/orcl/control03.ctl' SCOPE=SPFILE;</w:t>
       </w:r>
     </w:p>
     <w:p>
@@ -6128,7 +6128,7 @@
           <w:rFonts w:ascii="Consolas" w:hAnsi="Consolas" w:eastAsia="Consolas"/>
           <w:sz w:val="19"/>
         </w:rPr>
-        <w:t>SYS@orcl&gt; !cp -p /u02/oradata/ORCL/control03.ctl \</w:t>
+        <w:t>SYS@orcl&gt; !cp -p /u02/oradata/orcl/control03.ctl \</w:t>
       </w:r>
     </w:p>
     <w:p>
@@ -6141,7 +6141,7 @@
           <w:rFonts w:ascii="Consolas" w:hAnsi="Consolas" w:eastAsia="Consolas"/>
           <w:sz w:val="19"/>
         </w:rPr>
-        <w:t xml:space="preserve">                 /u01/app/oracle/oradata/ORCL/control01.ctl</w:t>
+        <w:t xml:space="preserve">                 /u01/app/oracle/oradata/orcl/control01.ctl</w:t>
       </w:r>
     </w:p>
     <w:p>
@@ -6193,7 +6193,7 @@
           <w:rFonts w:ascii="Consolas" w:hAnsi="Consolas" w:eastAsia="Consolas"/>
           <w:sz w:val="19"/>
         </w:rPr>
-        <w:t xml:space="preserve">  2    '/u01/app/oracle/oradata/ORCL/control01.ctl',</w:t>
+        <w:t xml:space="preserve">  2    '/u01/app/oracle/oradata/orcl/control01.ctl',</w:t>
       </w:r>
     </w:p>
     <w:p>
@@ -6206,7 +6206,7 @@
           <w:rFonts w:ascii="Consolas" w:hAnsi="Consolas" w:eastAsia="Consolas"/>
           <w:sz w:val="19"/>
         </w:rPr>
-        <w:t xml:space="preserve">  3    '/u01/app/oracle/oradata/ORCL/control02.ctl',</w:t>
+        <w:t xml:space="preserve">  3    '/u01/app/oracle/oradata/orcl/control02.ctl',</w:t>
       </w:r>
     </w:p>
     <w:p>
@@ -6219,7 +6219,7 @@
           <w:rFonts w:ascii="Consolas" w:hAnsi="Consolas" w:eastAsia="Consolas"/>
           <w:sz w:val="19"/>
         </w:rPr>
-        <w:t xml:space="preserve">  4    '/u02/oradata/ORCL/control03.ctl' SCOPE=SPFILE;</w:t>
+        <w:t xml:space="preserve">  4    '/u02/oradata/orcl/control03.ctl' SCOPE=SPFILE;</w:t>
       </w:r>
     </w:p>
     <w:p>
